--- a/워드/B3_학생용_워크북.docx
+++ b/워드/B3_학생용_워크북.docx
@@ -2616,7 +2616,7 @@
           <w:b w:val="0"/>
           <w:sz w:val="20"/>
         </w:rPr>
-        <w:t>☐  질문 5개를 받았다</w:t>
+        <w:t>☐  AI가 준 질문을 기록 칸에 붙여넣었다</w:t>
       </w:r>
     </w:p>
     <w:p>
@@ -2630,7 +2630,7 @@
           <w:b w:val="0"/>
           <w:sz w:val="20"/>
         </w:rPr>
-        <w:t>☐  그중 바로 답하기 어려운 것이 1개 이상 있다</w:t>
+        <w:t>☐  바로 답하기 어려운 것이 있는지 확인했다 (없으면 ‘없음’이라고 적었다)</w:t>
       </w:r>
     </w:p>
     <w:p>
@@ -3259,7 +3259,7 @@
           <w:b w:val="0"/>
           <w:sz w:val="20"/>
         </w:rPr>
-        <w:t>☐  약한 곳을 지적받았다</w:t>
+        <w:t>☐  약한 곳에 대한 지적을 받아 읽어 보았다</w:t>
       </w:r>
     </w:p>
     <w:p>
@@ -3748,7 +3748,7 @@
           <w:b w:val="0"/>
           <w:sz w:val="20"/>
         </w:rPr>
-        <w:t>☐  질문 문장 없이 유형만 받았다</w:t>
+        <w:t>☐  질문 문장 없이 유형만 받았는지 확인했다 (다른 것이 딸려 왔으면 다시 요청했다)</w:t>
       </w:r>
     </w:p>
     <w:p>
@@ -3776,7 +3776,7 @@
           <w:b w:val="0"/>
           <w:sz w:val="20"/>
         </w:rPr>
-        <w:t>☐  ‘범위 밖’ 유형이 포함돼 있다</w:t>
+        <w:t>☐  ‘범위 밖’ 유형이 포함돼 있는지 확인했다 (없으면 추가 요청했다)</w:t>
       </w:r>
     </w:p>
     <w:p>
@@ -4861,7 +4861,7 @@
           <w:b w:val="0"/>
           <w:sz w:val="20"/>
         </w:rPr>
-        <w:t>☐  질문만 15개 받았다</w:t>
+        <w:t>☐  질문만 받았는지 확인했다 (15개가 안 되면 더 달라고 요청했다)</w:t>
       </w:r>
     </w:p>
     <w:p>
@@ -4875,7 +4875,7 @@
           <w:b w:val="0"/>
           <w:sz w:val="20"/>
         </w:rPr>
-        <w:t>☐  유형이 표시돼 있다</w:t>
+        <w:t>☐  유형이 표시돼 있는지 확인했다 (없으면 추가 요청했다)</w:t>
       </w:r>
     </w:p>
     <w:p>
@@ -4889,7 +4889,7 @@
           <w:b w:val="0"/>
           <w:sz w:val="20"/>
         </w:rPr>
-        <w:t>☐  답하기 곤란한 질문이 4개 이상 있다</w:t>
+        <w:t>☐  답하기 곤란한 질문이 있는지 확인했다 (거의 없으면 더 날카롭게 해 달라고 요청했다)</w:t>
       </w:r>
     </w:p>
     <w:p>
@@ -4903,7 +4903,7 @@
           <w:b w:val="0"/>
           <w:sz w:val="20"/>
         </w:rPr>
-        <w:t>☐  실제 말투로 되어 있다</w:t>
+        <w:t>☐  실제 말투로 되어 있는지 확인했다 (아니면 다시 요청했다)</w:t>
       </w:r>
     </w:p>
     <w:p>
@@ -7287,7 +7287,7 @@
           <w:b w:val="0"/>
           <w:sz w:val="20"/>
         </w:rPr>
-        <w:t>☐  얼버무린 곳을 지적받았다</w:t>
+        <w:t>☐  얼버무린 곳에 대한 지적을 받아 읽어 보았다</w:t>
       </w:r>
     </w:p>
     <w:p>
@@ -8423,7 +8423,7 @@
           <w:b w:val="0"/>
           <w:sz w:val="20"/>
         </w:rPr>
-        <w:t>☐  짝과 실제로 질문을 주고받았다</w:t>
+        <w:t>☐  질문을 실제로 소리 내어 주고받아 보았다 (짝과 하거나, 혼자면 녹음해서 들어 보았다)</w:t>
       </w:r>
     </w:p>
     <w:p>

--- a/워드/B3_학생용_워크북.docx
+++ b/워드/B3_학생용_워크북.docx
@@ -1983,6 +1983,81 @@
         <w:t>▷ 기록 — AI가 짚은 ‘질문이 몰릴 지점’을 붙여넣으세요</w:t>
       </w:r>
     </w:p>
+    <w:p>
+      <w:pPr>
+        <w:spacing w:before="0" w:after="0"/>
+        <w:ind w:left="170"/>
+      </w:pPr>
+      <w:r>
+        <w:rPr>
+          <w:rFonts w:ascii="맑은 고딕" w:hAnsi="맑은 고딕" w:eastAsia="맑은 고딕"/>
+          <w:b w:val="0"/>
+          <w:color w:val="9AA4B2"/>
+          <w:sz w:val="18"/>
+        </w:rPr>
+        <w:t>질문이 가장 많이 나올 지점은</w:t>
+      </w:r>
+    </w:p>
+    <w:p>
+      <w:pPr>
+        <w:spacing w:before="0" w:after="0"/>
+        <w:ind w:left="170"/>
+      </w:pPr>
+      <w:r>
+        <w:rPr>
+          <w:rFonts w:ascii="맑은 고딕" w:hAnsi="맑은 고딕" w:eastAsia="맑은 고딕"/>
+          <w:b w:val="0"/>
+          <w:color w:val="9AA4B2"/>
+          <w:sz w:val="18"/>
+        </w:rPr>
+        <w:t xml:space="preserve">→ </w:t>
+      </w:r>
+    </w:p>
+    <w:p>
+      <w:pPr>
+        <w:spacing w:before="0" w:after="0"/>
+        <w:ind w:left="170"/>
+      </w:pPr>
+      <w:r>
+        <w:rPr>
+          <w:rFonts w:ascii="맑은 고딕" w:hAnsi="맑은 고딕" w:eastAsia="맑은 고딕"/>
+          <w:b w:val="0"/>
+          <w:color w:val="9AA4B2"/>
+          <w:sz w:val="18"/>
+        </w:rPr>
+        <w:t xml:space="preserve"> </w:t>
+      </w:r>
+    </w:p>
+    <w:p>
+      <w:pPr>
+        <w:spacing w:before="0" w:after="0"/>
+        <w:ind w:left="170"/>
+      </w:pPr>
+      <w:r>
+        <w:rPr>
+          <w:rFonts w:ascii="맑은 고딕" w:hAnsi="맑은 고딕" w:eastAsia="맑은 고딕"/>
+          <w:b w:val="0"/>
+          <w:color w:val="9AA4B2"/>
+          <w:sz w:val="18"/>
+        </w:rPr>
+        <w:t>AI가 되물어 온 것 :</w:t>
+      </w:r>
+    </w:p>
+    <w:p>
+      <w:pPr>
+        <w:spacing w:before="0" w:after="0"/>
+        <w:ind w:left="170"/>
+      </w:pPr>
+      <w:r>
+        <w:rPr>
+          <w:rFonts w:ascii="맑은 고딕" w:hAnsi="맑은 고딕" w:eastAsia="맑은 고딕"/>
+          <w:b w:val="0"/>
+          <w:color w:val="9AA4B2"/>
+          <w:sz w:val="18"/>
+        </w:rPr>
+        <w:t>→ 내 답 :</w:t>
+      </w:r>
+    </w:p>
     <w:tbl>
       <w:tblPr>
         <w:tblW w:type="auto" w:w="0"/>
@@ -1994,7 +2069,7 @@
       </w:tblGrid>
       <w:tr>
         <w:trPr>
-          <w:trHeight w:hRule="atLeast" w:val="2041"/>
+          <w:trHeight w:hRule="atLeast" w:val="1049"/>
         </w:trPr>
         <w:tc>
           <w:tcPr>
@@ -2553,6 +2628,36 @@
         <w:t>5.</w:t>
       </w:r>
     </w:p>
+    <w:p>
+      <w:pPr>
+        <w:spacing w:before="0" w:after="0"/>
+        <w:ind w:left="170"/>
+      </w:pPr>
+      <w:r>
+        <w:rPr>
+          <w:rFonts w:ascii="맑은 고딕" w:hAnsi="맑은 고딕" w:eastAsia="맑은 고딕"/>
+          <w:b w:val="0"/>
+          <w:color w:val="9AA4B2"/>
+          <w:sz w:val="18"/>
+        </w:rPr>
+        <w:t xml:space="preserve"> </w:t>
+      </w:r>
+    </w:p>
+    <w:p>
+      <w:pPr>
+        <w:spacing w:before="0" w:after="0"/>
+        <w:ind w:left="170"/>
+      </w:pPr>
+      <w:r>
+        <w:rPr>
+          <w:rFonts w:ascii="맑은 고딕" w:hAnsi="맑은 고딕" w:eastAsia="맑은 고딕"/>
+          <w:b w:val="0"/>
+          <w:color w:val="9AA4B2"/>
+          <w:sz w:val="18"/>
+        </w:rPr>
+        <w:t>→ 이 중에서 내가 바로 답하기 어려운 것 :</w:t>
+      </w:r>
+    </w:p>
     <w:tbl>
       <w:tblPr>
         <w:tblW w:type="auto" w:w="0"/>
@@ -2564,7 +2669,7 @@
       </w:tblGrid>
       <w:tr>
         <w:trPr>
-          <w:trHeight w:hRule="atLeast" w:val="1049"/>
+          <w:trHeight w:hRule="atLeast" w:val="680"/>
         </w:trPr>
         <w:tc>
           <w:tcPr>
@@ -3105,7 +3210,7 @@
           <w:color w:val="9AA4B2"/>
           <w:sz w:val="18"/>
         </w:rPr>
-        <w:t>1) …</w:t>
+        <w:t>1)</w:t>
       </w:r>
     </w:p>
     <w:p>
@@ -3120,7 +3225,52 @@
           <w:color w:val="9AA4B2"/>
           <w:sz w:val="18"/>
         </w:rPr>
-        <w:t>2) …</w:t>
+        <w:t>2)</w:t>
+      </w:r>
+    </w:p>
+    <w:p>
+      <w:pPr>
+        <w:spacing w:before="0" w:after="0"/>
+        <w:ind w:left="170"/>
+      </w:pPr>
+      <w:r>
+        <w:rPr>
+          <w:rFonts w:ascii="맑은 고딕" w:hAnsi="맑은 고딕" w:eastAsia="맑은 고딕"/>
+          <w:b w:val="0"/>
+          <w:color w:val="9AA4B2"/>
+          <w:sz w:val="18"/>
+        </w:rPr>
+        <w:t>3)</w:t>
+      </w:r>
+    </w:p>
+    <w:p>
+      <w:pPr>
+        <w:spacing w:before="0" w:after="0"/>
+        <w:ind w:left="170"/>
+      </w:pPr>
+      <w:r>
+        <w:rPr>
+          <w:rFonts w:ascii="맑은 고딕" w:hAnsi="맑은 고딕" w:eastAsia="맑은 고딕"/>
+          <w:b w:val="0"/>
+          <w:color w:val="9AA4B2"/>
+          <w:sz w:val="18"/>
+        </w:rPr>
+        <w:t>4)</w:t>
+      </w:r>
+    </w:p>
+    <w:p>
+      <w:pPr>
+        <w:spacing w:before="0" w:after="0"/>
+        <w:ind w:left="170"/>
+      </w:pPr>
+      <w:r>
+        <w:rPr>
+          <w:rFonts w:ascii="맑은 고딕" w:hAnsi="맑은 고딕" w:eastAsia="맑은 고딕"/>
+          <w:b w:val="0"/>
+          <w:color w:val="9AA4B2"/>
+          <w:sz w:val="18"/>
+        </w:rPr>
+        <w:t>5)</w:t>
       </w:r>
     </w:p>
     <w:p>
@@ -3150,7 +3300,7 @@
           <w:color w:val="9AA4B2"/>
           <w:sz w:val="18"/>
         </w:rPr>
-        <w:t>[약한 곳]</w:t>
+        <w:t>→ 자료가 없어 ‘자료 없음’이라고 적은 것 :</w:t>
       </w:r>
     </w:p>
     <w:p>
@@ -3165,7 +3315,67 @@
           <w:color w:val="9AA4B2"/>
           <w:sz w:val="18"/>
         </w:rPr>
-        <w:t>…</w:t>
+        <w:t>→ AI가 알려 준 처리 방법 :</w:t>
+      </w:r>
+    </w:p>
+    <w:p>
+      <w:pPr>
+        <w:spacing w:before="0" w:after="0"/>
+        <w:ind w:left="170"/>
+      </w:pPr>
+      <w:r>
+        <w:rPr>
+          <w:rFonts w:ascii="맑은 고딕" w:hAnsi="맑은 고딕" w:eastAsia="맑은 고딕"/>
+          <w:b w:val="0"/>
+          <w:color w:val="9AA4B2"/>
+          <w:sz w:val="18"/>
+        </w:rPr>
+        <w:t xml:space="preserve"> </w:t>
+      </w:r>
+    </w:p>
+    <w:p>
+      <w:pPr>
+        <w:spacing w:before="0" w:after="0"/>
+        <w:ind w:left="170"/>
+      </w:pPr>
+      <w:r>
+        <w:rPr>
+          <w:rFonts w:ascii="맑은 고딕" w:hAnsi="맑은 고딕" w:eastAsia="맑은 고딕"/>
+          <w:b w:val="0"/>
+          <w:color w:val="9AA4B2"/>
+          <w:sz w:val="18"/>
+        </w:rPr>
+        <w:t>[약한 곳]</w:t>
+      </w:r>
+    </w:p>
+    <w:p>
+      <w:pPr>
+        <w:spacing w:before="0" w:after="0"/>
+        <w:ind w:left="170"/>
+      </w:pPr>
+      <w:r>
+        <w:rPr>
+          <w:rFonts w:ascii="맑은 고딕" w:hAnsi="맑은 고딕" w:eastAsia="맑은 고딕"/>
+          <w:b w:val="0"/>
+          <w:color w:val="9AA4B2"/>
+          <w:sz w:val="18"/>
+        </w:rPr>
+        <w:t>1)</w:t>
+      </w:r>
+    </w:p>
+    <w:p>
+      <w:pPr>
+        <w:spacing w:before="0" w:after="0"/>
+        <w:ind w:left="170"/>
+      </w:pPr>
+      <w:r>
+        <w:rPr>
+          <w:rFonts w:ascii="맑은 고딕" w:hAnsi="맑은 고딕" w:eastAsia="맑은 고딕"/>
+          <w:b w:val="0"/>
+          <w:color w:val="9AA4B2"/>
+          <w:sz w:val="18"/>
+        </w:rPr>
+        <w:t>2)</w:t>
       </w:r>
     </w:p>
     <w:tbl>
@@ -3179,7 +3389,7 @@
       </w:tblGrid>
       <w:tr>
         <w:trPr>
-          <w:trHeight w:hRule="atLeast" w:val="1049"/>
+          <w:trHeight w:hRule="atLeast" w:val="680"/>
         </w:trPr>
         <w:tc>
           <w:tcPr>
@@ -3685,6 +3895,111 @@
         <w:t>▷ 기록 — AI가 만든 질문 유형 목록을 붙여넣으세요</w:t>
       </w:r>
     </w:p>
+    <w:p>
+      <w:pPr>
+        <w:spacing w:before="0" w:after="0"/>
+        <w:ind w:left="170"/>
+      </w:pPr>
+      <w:r>
+        <w:rPr>
+          <w:rFonts w:ascii="맑은 고딕" w:hAnsi="맑은 고딕" w:eastAsia="맑은 고딕"/>
+          <w:b w:val="0"/>
+          <w:color w:val="9AA4B2"/>
+          <w:sz w:val="18"/>
+        </w:rPr>
+        <w:t>1. 사실 확인 —</w:t>
+      </w:r>
+    </w:p>
+    <w:p>
+      <w:pPr>
+        <w:spacing w:before="0" w:after="0"/>
+        <w:ind w:left="170"/>
+      </w:pPr>
+      <w:r>
+        <w:rPr>
+          <w:rFonts w:ascii="맑은 고딕" w:hAnsi="맑은 고딕" w:eastAsia="맑은 고딕"/>
+          <w:b w:val="0"/>
+          <w:color w:val="9AA4B2"/>
+          <w:sz w:val="18"/>
+        </w:rPr>
+        <w:t>2. 근거 요구 —</w:t>
+      </w:r>
+    </w:p>
+    <w:p>
+      <w:pPr>
+        <w:spacing w:before="0" w:after="0"/>
+        <w:ind w:left="170"/>
+      </w:pPr>
+      <w:r>
+        <w:rPr>
+          <w:rFonts w:ascii="맑은 고딕" w:hAnsi="맑은 고딕" w:eastAsia="맑은 고딕"/>
+          <w:b w:val="0"/>
+          <w:color w:val="9AA4B2"/>
+          <w:sz w:val="18"/>
+        </w:rPr>
+        <w:t>3. 반대 의견 —</w:t>
+      </w:r>
+    </w:p>
+    <w:p>
+      <w:pPr>
+        <w:spacing w:before="0" w:after="0"/>
+        <w:ind w:left="170"/>
+      </w:pPr>
+      <w:r>
+        <w:rPr>
+          <w:rFonts w:ascii="맑은 고딕" w:hAnsi="맑은 고딕" w:eastAsia="맑은 고딕"/>
+          <w:b w:val="0"/>
+          <w:color w:val="9AA4B2"/>
+          <w:sz w:val="18"/>
+        </w:rPr>
+        <w:t>4. 범위 밖 —</w:t>
+      </w:r>
+    </w:p>
+    <w:p>
+      <w:pPr>
+        <w:spacing w:before="0" w:after="0"/>
+        <w:ind w:left="170"/>
+      </w:pPr>
+      <w:r>
+        <w:rPr>
+          <w:rFonts w:ascii="맑은 고딕" w:hAnsi="맑은 고딕" w:eastAsia="맑은 고딕"/>
+          <w:b w:val="0"/>
+          <w:color w:val="9AA4B2"/>
+          <w:sz w:val="18"/>
+        </w:rPr>
+        <w:t>5. 곤란한 질문 —</w:t>
+      </w:r>
+    </w:p>
+    <w:p>
+      <w:pPr>
+        <w:spacing w:before="0" w:after="0"/>
+        <w:ind w:left="170"/>
+      </w:pPr>
+      <w:r>
+        <w:rPr>
+          <w:rFonts w:ascii="맑은 고딕" w:hAnsi="맑은 고딕" w:eastAsia="맑은 고딕"/>
+          <w:b w:val="0"/>
+          <w:color w:val="9AA4B2"/>
+          <w:sz w:val="18"/>
+        </w:rPr>
+        <w:t xml:space="preserve"> </w:t>
+      </w:r>
+    </w:p>
+    <w:p>
+      <w:pPr>
+        <w:spacing w:before="0" w:after="0"/>
+        <w:ind w:left="170"/>
+      </w:pPr>
+      <w:r>
+        <w:rPr>
+          <w:rFonts w:ascii="맑은 고딕" w:hAnsi="맑은 고딕" w:eastAsia="맑은 고딕"/>
+          <w:b w:val="0"/>
+          <w:color w:val="9AA4B2"/>
+          <w:sz w:val="18"/>
+        </w:rPr>
+        <w:t>→ 내가 가장 걱정되는 유형 :</w:t>
+      </w:r>
+    </w:p>
     <w:tbl>
       <w:tblPr>
         <w:tblW w:type="auto" w:w="0"/>
@@ -3696,7 +4011,7 @@
       </w:tblGrid>
       <w:tr>
         <w:trPr>
-          <w:trHeight w:hRule="atLeast" w:val="2041"/>
+          <w:trHeight w:hRule="atLeast" w:val="680"/>
         </w:trPr>
         <w:tc>
           <w:tcPr>
@@ -4105,6 +4420,111 @@
         <w:t>▷ 기록 — 최종 확정된 유형별 배분을 붙여넣으세요</w:t>
       </w:r>
     </w:p>
+    <w:p>
+      <w:pPr>
+        <w:spacing w:before="0" w:after="0"/>
+        <w:ind w:left="170"/>
+      </w:pPr>
+      <w:r>
+        <w:rPr>
+          <w:rFonts w:ascii="맑은 고딕" w:hAnsi="맑은 고딕" w:eastAsia="맑은 고딕"/>
+          <w:b w:val="0"/>
+          <w:color w:val="9AA4B2"/>
+          <w:sz w:val="18"/>
+        </w:rPr>
+        <w:t>사실 확인   개</w:t>
+      </w:r>
+    </w:p>
+    <w:p>
+      <w:pPr>
+        <w:spacing w:before="0" w:after="0"/>
+        <w:ind w:left="170"/>
+      </w:pPr>
+      <w:r>
+        <w:rPr>
+          <w:rFonts w:ascii="맑은 고딕" w:hAnsi="맑은 고딕" w:eastAsia="맑은 고딕"/>
+          <w:b w:val="0"/>
+          <w:color w:val="9AA4B2"/>
+          <w:sz w:val="18"/>
+        </w:rPr>
+        <w:t>근거 요구   개</w:t>
+      </w:r>
+    </w:p>
+    <w:p>
+      <w:pPr>
+        <w:spacing w:before="0" w:after="0"/>
+        <w:ind w:left="170"/>
+      </w:pPr>
+      <w:r>
+        <w:rPr>
+          <w:rFonts w:ascii="맑은 고딕" w:hAnsi="맑은 고딕" w:eastAsia="맑은 고딕"/>
+          <w:b w:val="0"/>
+          <w:color w:val="9AA4B2"/>
+          <w:sz w:val="18"/>
+        </w:rPr>
+        <w:t>반대 의견   개</w:t>
+      </w:r>
+    </w:p>
+    <w:p>
+      <w:pPr>
+        <w:spacing w:before="0" w:after="0"/>
+        <w:ind w:left="170"/>
+      </w:pPr>
+      <w:r>
+        <w:rPr>
+          <w:rFonts w:ascii="맑은 고딕" w:hAnsi="맑은 고딕" w:eastAsia="맑은 고딕"/>
+          <w:b w:val="0"/>
+          <w:color w:val="9AA4B2"/>
+          <w:sz w:val="18"/>
+        </w:rPr>
+        <w:t>범위 밖     개</w:t>
+      </w:r>
+    </w:p>
+    <w:p>
+      <w:pPr>
+        <w:spacing w:before="0" w:after="0"/>
+        <w:ind w:left="170"/>
+      </w:pPr>
+      <w:r>
+        <w:rPr>
+          <w:rFonts w:ascii="맑은 고딕" w:hAnsi="맑은 고딕" w:eastAsia="맑은 고딕"/>
+          <w:b w:val="0"/>
+          <w:color w:val="9AA4B2"/>
+          <w:sz w:val="18"/>
+        </w:rPr>
+        <w:t>곤란한 질문 개</w:t>
+      </w:r>
+    </w:p>
+    <w:p>
+      <w:pPr>
+        <w:spacing w:before="0" w:after="0"/>
+        <w:ind w:left="170"/>
+      </w:pPr>
+      <w:r>
+        <w:rPr>
+          <w:rFonts w:ascii="맑은 고딕" w:hAnsi="맑은 고딕" w:eastAsia="맑은 고딕"/>
+          <w:b w:val="0"/>
+          <w:color w:val="9AA4B2"/>
+          <w:sz w:val="18"/>
+        </w:rPr>
+        <w:t>───────────</w:t>
+      </w:r>
+    </w:p>
+    <w:p>
+      <w:pPr>
+        <w:spacing w:before="0" w:after="0"/>
+        <w:ind w:left="170"/>
+      </w:pPr>
+      <w:r>
+        <w:rPr>
+          <w:rFonts w:ascii="맑은 고딕" w:hAnsi="맑은 고딕" w:eastAsia="맑은 고딕"/>
+          <w:b w:val="0"/>
+          <w:color w:val="9AA4B2"/>
+          <w:sz w:val="18"/>
+        </w:rPr>
+        <w:t>합계       10개</w:t>
+      </w:r>
+    </w:p>
     <w:tbl>
       <w:tblPr>
         <w:tblW w:type="auto" w:w="0"/>
@@ -4116,7 +4536,7 @@
       </w:tblGrid>
       <w:tr>
         <w:trPr>
-          <w:trHeight w:hRule="atLeast" w:val="2041"/>
+          <w:trHeight w:hRule="atLeast" w:val="680"/>
         </w:trPr>
         <w:tc>
           <w:tcPr>
@@ -5293,6 +5713,126 @@
         <w:t>▷ 기록 — 최종 10개 질문과, 고른 이유를 붙여넣으세요</w:t>
       </w:r>
     </w:p>
+    <w:p>
+      <w:pPr>
+        <w:spacing w:before="0" w:after="0"/>
+        <w:ind w:left="170"/>
+      </w:pPr>
+      <w:r>
+        <w:rPr>
+          <w:rFonts w:ascii="맑은 고딕" w:hAnsi="맑은 고딕" w:eastAsia="맑은 고딕"/>
+          <w:b w:val="0"/>
+          <w:color w:val="9AA4B2"/>
+          <w:sz w:val="18"/>
+        </w:rPr>
+        <w:t>1. [유형]           질문 :</w:t>
+      </w:r>
+    </w:p>
+    <w:p>
+      <w:pPr>
+        <w:spacing w:before="0" w:after="0"/>
+        <w:ind w:left="170"/>
+      </w:pPr>
+      <w:r>
+        <w:rPr>
+          <w:rFonts w:ascii="맑은 고딕" w:hAnsi="맑은 고딕" w:eastAsia="맑은 고딕"/>
+          <w:b w:val="0"/>
+          <w:color w:val="9AA4B2"/>
+          <w:sz w:val="18"/>
+        </w:rPr>
+        <w:t xml:space="preserve">   고른 이유 :</w:t>
+      </w:r>
+    </w:p>
+    <w:p>
+      <w:pPr>
+        <w:spacing w:before="0" w:after="0"/>
+        <w:ind w:left="170"/>
+      </w:pPr>
+      <w:r>
+        <w:rPr>
+          <w:rFonts w:ascii="맑은 고딕" w:hAnsi="맑은 고딕" w:eastAsia="맑은 고딕"/>
+          <w:b w:val="0"/>
+          <w:color w:val="9AA4B2"/>
+          <w:sz w:val="18"/>
+        </w:rPr>
+        <w:t xml:space="preserve"> </w:t>
+      </w:r>
+    </w:p>
+    <w:p>
+      <w:pPr>
+        <w:spacing w:before="0" w:after="0"/>
+        <w:ind w:left="170"/>
+      </w:pPr>
+      <w:r>
+        <w:rPr>
+          <w:rFonts w:ascii="맑은 고딕" w:hAnsi="맑은 고딕" w:eastAsia="맑은 고딕"/>
+          <w:b w:val="0"/>
+          <w:color w:val="9AA4B2"/>
+          <w:sz w:val="18"/>
+        </w:rPr>
+        <w:t>2. [유형]           질문 :</w:t>
+      </w:r>
+    </w:p>
+    <w:p>
+      <w:pPr>
+        <w:spacing w:before="0" w:after="0"/>
+        <w:ind w:left="170"/>
+      </w:pPr>
+      <w:r>
+        <w:rPr>
+          <w:rFonts w:ascii="맑은 고딕" w:hAnsi="맑은 고딕" w:eastAsia="맑은 고딕"/>
+          <w:b w:val="0"/>
+          <w:color w:val="9AA4B2"/>
+          <w:sz w:val="18"/>
+        </w:rPr>
+        <w:t xml:space="preserve">   고른 이유 :</w:t>
+      </w:r>
+    </w:p>
+    <w:p>
+      <w:pPr>
+        <w:spacing w:before="0" w:after="0"/>
+        <w:ind w:left="170"/>
+      </w:pPr>
+      <w:r>
+        <w:rPr>
+          <w:rFonts w:ascii="맑은 고딕" w:hAnsi="맑은 고딕" w:eastAsia="맑은 고딕"/>
+          <w:b w:val="0"/>
+          <w:color w:val="9AA4B2"/>
+          <w:sz w:val="18"/>
+        </w:rPr>
+        <w:t xml:space="preserve"> </w:t>
+      </w:r>
+    </w:p>
+    <w:p>
+      <w:pPr>
+        <w:spacing w:before="0" w:after="0"/>
+        <w:ind w:left="170"/>
+      </w:pPr>
+      <w:r>
+        <w:rPr>
+          <w:rFonts w:ascii="맑은 고딕" w:hAnsi="맑은 고딕" w:eastAsia="맑은 고딕"/>
+          <w:b w:val="0"/>
+          <w:color w:val="9AA4B2"/>
+          <w:sz w:val="18"/>
+        </w:rPr>
+        <w:t>3. [유형]           질문 :</w:t>
+      </w:r>
+    </w:p>
+    <w:p>
+      <w:pPr>
+        <w:spacing w:before="0" w:after="0"/>
+        <w:ind w:left="170"/>
+      </w:pPr>
+      <w:r>
+        <w:rPr>
+          <w:rFonts w:ascii="맑은 고딕" w:hAnsi="맑은 고딕" w:eastAsia="맑은 고딕"/>
+          <w:b w:val="0"/>
+          <w:color w:val="9AA4B2"/>
+          <w:sz w:val="18"/>
+        </w:rPr>
+        <w:t xml:space="preserve">   고른 이유 :</w:t>
+      </w:r>
+    </w:p>
     <w:tbl>
       <w:tblPr>
         <w:tblW w:type="auto" w:w="0"/>
@@ -5304,7 +5844,7 @@
       </w:tblGrid>
       <w:tr>
         <w:trPr>
-          <w:trHeight w:hRule="atLeast" w:val="4252"/>
+          <w:trHeight w:hRule="atLeast" w:val="2665"/>
         </w:trPr>
         <w:tc>
           <w:tcPr>
